--- a/studio-di-fattibilita/deliverables-FINAL/06-CdA-1pager.docx
+++ b/studio-di-fattibilita/deliverables-FINAL/06-CdA-1pager.docx
@@ -1585,7 +1585,7 @@
         <w:pStyle w:val="FirstParagraph"/>
       </w:pPr>
       <w:r>
-        <w:t xml:space="preserve">Volume 1, Volume 2 e Volume 3 risultano completi a M+3 bozza, con quattro audit avversariali condotti (Red Team, Competitor, Regulatory, Quality). Sui quindici DR (Debito di Rigore) ne risultano chiusi nove via desk research, mentre sei richiedono engagement esterno per chiusura. Il confidence aggregato è quindi MEDIUM-LOW e impone validazione esterna prima del G3 effettivo M+10.</w:t>
+        <w:t xml:space="preserve">Volume 1, Volume 2 e Volume 3 risultano completi a M+3 bozza, con quattro cicli di review critica indipendente. Sui quindici DR (Debito di Rigore) ne risultano chiusi nove via desk research, mentre sei richiedono engagement esterno per chiusura. Il confidence aggregato è quindi MEDIUM-LOW e impone validazione esterna prima del G3 effettivo M+10.</w:t>
       </w:r>
     </w:p>
     <w:p>
